--- a/lessons/5-1/homework.docx
+++ b/lessons/5-1/homework.docx
@@ -106,7 +106,55 @@
     </w:p>
     <w:p>
       <w:pPr>
-        <w:spacing w:after="60"/>
+        <w:keepNext/>
+        <w:spacing w:after="20" w:before="80"/>
+        <w:jc w:val="center"/>
+      </w:pPr>
+      <w:r>
+        <w:drawing>
+          <wp:inline distT="0" distB="0" distL="0" distR="0">
+            <wp:extent cx="1047750" cy="790575"/>
+            <wp:effectExtent t="0" r="0" b="0" l="0"/>
+            <wp:docPr id="1" name="" descr="" title=""/>
+            <wp:cNvGraphicFramePr>
+              <a:graphicFrameLocks xmlns:a="http://schemas.openxmlformats.org/drawingml/2006/main" noChangeAspect="1"/>
+            </wp:cNvGraphicFramePr>
+            <a:graphic xmlns:a="http://schemas.openxmlformats.org/drawingml/2006/main">
+              <a:graphicData uri="http://schemas.openxmlformats.org/drawingml/2006/picture">
+                <pic:pic xmlns:pic="http://schemas.openxmlformats.org/drawingml/2006/picture">
+                  <pic:nvPicPr>
+                    <pic:cNvPr id="0" name="" descr=""/>
+                    <pic:cNvPicPr>
+                      <a:picLocks noChangeAspect="1" noChangeArrowheads="1"/>
+                    </pic:cNvPicPr>
+                  </pic:nvPicPr>
+                  <pic:blipFill>
+                    <a:blip r:embed="rId7" cstate="none"/>
+                    <a:srcRect/>
+                    <a:stretch>
+                      <a:fillRect/>
+                    </a:stretch>
+                  </pic:blipFill>
+                  <pic:spPr bwMode="auto">
+                    <a:xfrm>
+                      <a:off x="0" y="0"/>
+                      <a:ext cx="1047750" cy="790575"/>
+                    </a:xfrm>
+                    <a:prstGeom prst="rect">
+                      <a:avLst/>
+                    </a:prstGeom>
+                  </pic:spPr>
+                </pic:pic>
+              </a:graphicData>
+            </a:graphic>
+          </wp:inline>
+        </w:drawing>
+      </w:r>
+    </w:p>
+    <w:p>
+      <w:pPr>
+        <w:keepNext/>
+        <w:spacing w:after="120"/>
       </w:pPr>
       <w:r>
         <w:rPr>
@@ -116,12 +164,60 @@
         <w:t xml:space="preserve">Parallelogram (Paralelogramo)</w:t>
       </w:r>
       <w:r>
-        <w:t xml:space="preserve"> — A quadrilateral with two pairs of parallel sides</w:t>
-      </w:r>
-    </w:p>
-    <w:p>
-      <w:pPr>
-        <w:spacing w:after="60"/>
+        <w:t xml:space="preserve"> — A four-sided shape with two pairs of parallel sides.</w:t>
+      </w:r>
+    </w:p>
+    <w:p>
+      <w:pPr>
+        <w:keepNext/>
+        <w:spacing w:after="20" w:before="80"/>
+        <w:jc w:val="center"/>
+      </w:pPr>
+      <w:r>
+        <w:drawing>
+          <wp:inline distT="0" distB="0" distL="0" distR="0">
+            <wp:extent cx="1047750" cy="790575"/>
+            <wp:effectExtent t="0" r="0" b="0" l="0"/>
+            <wp:docPr id="1" name="" descr="" title=""/>
+            <wp:cNvGraphicFramePr>
+              <a:graphicFrameLocks xmlns:a="http://schemas.openxmlformats.org/drawingml/2006/main" noChangeAspect="1"/>
+            </wp:cNvGraphicFramePr>
+            <a:graphic xmlns:a="http://schemas.openxmlformats.org/drawingml/2006/main">
+              <a:graphicData uri="http://schemas.openxmlformats.org/drawingml/2006/picture">
+                <pic:pic xmlns:pic="http://schemas.openxmlformats.org/drawingml/2006/picture">
+                  <pic:nvPicPr>
+                    <pic:cNvPr id="0" name="" descr=""/>
+                    <pic:cNvPicPr>
+                      <a:picLocks noChangeAspect="1" noChangeArrowheads="1"/>
+                    </pic:cNvPicPr>
+                  </pic:nvPicPr>
+                  <pic:blipFill>
+                    <a:blip r:embed="rId8" cstate="none"/>
+                    <a:srcRect/>
+                    <a:stretch>
+                      <a:fillRect/>
+                    </a:stretch>
+                  </pic:blipFill>
+                  <pic:spPr bwMode="auto">
+                    <a:xfrm>
+                      <a:off x="0" y="0"/>
+                      <a:ext cx="1047750" cy="790575"/>
+                    </a:xfrm>
+                    <a:prstGeom prst="rect">
+                      <a:avLst/>
+                    </a:prstGeom>
+                  </pic:spPr>
+                </pic:pic>
+              </a:graphicData>
+            </a:graphic>
+          </wp:inline>
+        </w:drawing>
+      </w:r>
+    </w:p>
+    <w:p>
+      <w:pPr>
+        <w:keepNext/>
+        <w:spacing w:after="120"/>
       </w:pPr>
       <w:r>
         <w:rPr>
@@ -131,12 +227,60 @@
         <w:t xml:space="preserve">Base (Base)</w:t>
       </w:r>
       <w:r>
-        <w:t xml:space="preserve"> — Any side of a parallelogram used to calculate area</w:t>
-      </w:r>
-    </w:p>
-    <w:p>
-      <w:pPr>
-        <w:spacing w:after="60"/>
+        <w:t xml:space="preserve"> — A side of the shape you use to find the area.</w:t>
+      </w:r>
+    </w:p>
+    <w:p>
+      <w:pPr>
+        <w:keepNext/>
+        <w:spacing w:after="20" w:before="80"/>
+        <w:jc w:val="center"/>
+      </w:pPr>
+      <w:r>
+        <w:drawing>
+          <wp:inline distT="0" distB="0" distL="0" distR="0">
+            <wp:extent cx="1047750" cy="790575"/>
+            <wp:effectExtent t="0" r="0" b="0" l="0"/>
+            <wp:docPr id="1" name="" descr="" title=""/>
+            <wp:cNvGraphicFramePr>
+              <a:graphicFrameLocks xmlns:a="http://schemas.openxmlformats.org/drawingml/2006/main" noChangeAspect="1"/>
+            </wp:cNvGraphicFramePr>
+            <a:graphic xmlns:a="http://schemas.openxmlformats.org/drawingml/2006/main">
+              <a:graphicData uri="http://schemas.openxmlformats.org/drawingml/2006/picture">
+                <pic:pic xmlns:pic="http://schemas.openxmlformats.org/drawingml/2006/picture">
+                  <pic:nvPicPr>
+                    <pic:cNvPr id="0" name="" descr=""/>
+                    <pic:cNvPicPr>
+                      <a:picLocks noChangeAspect="1" noChangeArrowheads="1"/>
+                    </pic:cNvPicPr>
+                  </pic:nvPicPr>
+                  <pic:blipFill>
+                    <a:blip r:embed="rId9" cstate="none"/>
+                    <a:srcRect/>
+                    <a:stretch>
+                      <a:fillRect/>
+                    </a:stretch>
+                  </pic:blipFill>
+                  <pic:spPr bwMode="auto">
+                    <a:xfrm>
+                      <a:off x="0" y="0"/>
+                      <a:ext cx="1047750" cy="790575"/>
+                    </a:xfrm>
+                    <a:prstGeom prst="rect">
+                      <a:avLst/>
+                    </a:prstGeom>
+                  </pic:spPr>
+                </pic:pic>
+              </a:graphicData>
+            </a:graphic>
+          </wp:inline>
+        </w:drawing>
+      </w:r>
+    </w:p>
+    <w:p>
+      <w:pPr>
+        <w:keepNext/>
+        <w:spacing w:after="120"/>
       </w:pPr>
       <w:r>
         <w:rPr>
@@ -146,12 +290,60 @@
         <w:t xml:space="preserve">Height (Altura)</w:t>
       </w:r>
       <w:r>
-        <w:t xml:space="preserve"> — The perpendicular distance between the base and the opposite side</w:t>
-      </w:r>
-    </w:p>
-    <w:p>
-      <w:pPr>
-        <w:spacing w:after="60"/>
+        <w:t xml:space="preserve"> — The straight-up distance from the base to the top.</w:t>
+      </w:r>
+    </w:p>
+    <w:p>
+      <w:pPr>
+        <w:keepNext/>
+        <w:spacing w:after="20" w:before="80"/>
+        <w:jc w:val="center"/>
+      </w:pPr>
+      <w:r>
+        <w:drawing>
+          <wp:inline distT="0" distB="0" distL="0" distR="0">
+            <wp:extent cx="1047750" cy="790575"/>
+            <wp:effectExtent t="0" r="0" b="0" l="0"/>
+            <wp:docPr id="1" name="" descr="" title=""/>
+            <wp:cNvGraphicFramePr>
+              <a:graphicFrameLocks xmlns:a="http://schemas.openxmlformats.org/drawingml/2006/main" noChangeAspect="1"/>
+            </wp:cNvGraphicFramePr>
+            <a:graphic xmlns:a="http://schemas.openxmlformats.org/drawingml/2006/main">
+              <a:graphicData uri="http://schemas.openxmlformats.org/drawingml/2006/picture">
+                <pic:pic xmlns:pic="http://schemas.openxmlformats.org/drawingml/2006/picture">
+                  <pic:nvPicPr>
+                    <pic:cNvPr id="0" name="" descr=""/>
+                    <pic:cNvPicPr>
+                      <a:picLocks noChangeAspect="1" noChangeArrowheads="1"/>
+                    </pic:cNvPicPr>
+                  </pic:nvPicPr>
+                  <pic:blipFill>
+                    <a:blip r:embed="rId10" cstate="none"/>
+                    <a:srcRect/>
+                    <a:stretch>
+                      <a:fillRect/>
+                    </a:stretch>
+                  </pic:blipFill>
+                  <pic:spPr bwMode="auto">
+                    <a:xfrm>
+                      <a:off x="0" y="0"/>
+                      <a:ext cx="1047750" cy="790575"/>
+                    </a:xfrm>
+                    <a:prstGeom prst="rect">
+                      <a:avLst/>
+                    </a:prstGeom>
+                  </pic:spPr>
+                </pic:pic>
+              </a:graphicData>
+            </a:graphic>
+          </wp:inline>
+        </w:drawing>
+      </w:r>
+    </w:p>
+    <w:p>
+      <w:pPr>
+        <w:keepNext/>
+        <w:spacing w:after="120"/>
       </w:pPr>
       <w:r>
         <w:rPr>
@@ -161,12 +353,60 @@
         <w:t xml:space="preserve">Area (Área)</w:t>
       </w:r>
       <w:r>
-        <w:t xml:space="preserve"> — The amount of space inside a two-dimensional figure</w:t>
-      </w:r>
-    </w:p>
-    <w:p>
-      <w:pPr>
-        <w:spacing w:after="60"/>
+        <w:t xml:space="preserve"> — How much space is inside a flat shape.</w:t>
+      </w:r>
+    </w:p>
+    <w:p>
+      <w:pPr>
+        <w:keepNext/>
+        <w:spacing w:after="20" w:before="80"/>
+        <w:jc w:val="center"/>
+      </w:pPr>
+      <w:r>
+        <w:drawing>
+          <wp:inline distT="0" distB="0" distL="0" distR="0">
+            <wp:extent cx="1047750" cy="790575"/>
+            <wp:effectExtent t="0" r="0" b="0" l="0"/>
+            <wp:docPr id="1" name="" descr="" title=""/>
+            <wp:cNvGraphicFramePr>
+              <a:graphicFrameLocks xmlns:a="http://schemas.openxmlformats.org/drawingml/2006/main" noChangeAspect="1"/>
+            </wp:cNvGraphicFramePr>
+            <a:graphic xmlns:a="http://schemas.openxmlformats.org/drawingml/2006/main">
+              <a:graphicData uri="http://schemas.openxmlformats.org/drawingml/2006/picture">
+                <pic:pic xmlns:pic="http://schemas.openxmlformats.org/drawingml/2006/picture">
+                  <pic:nvPicPr>
+                    <pic:cNvPr id="0" name="" descr=""/>
+                    <pic:cNvPicPr>
+                      <a:picLocks noChangeAspect="1" noChangeArrowheads="1"/>
+                    </pic:cNvPicPr>
+                  </pic:nvPicPr>
+                  <pic:blipFill>
+                    <a:blip r:embed="rId11" cstate="none"/>
+                    <a:srcRect/>
+                    <a:stretch>
+                      <a:fillRect/>
+                    </a:stretch>
+                  </pic:blipFill>
+                  <pic:spPr bwMode="auto">
+                    <a:xfrm>
+                      <a:off x="0" y="0"/>
+                      <a:ext cx="1047750" cy="790575"/>
+                    </a:xfrm>
+                    <a:prstGeom prst="rect">
+                      <a:avLst/>
+                    </a:prstGeom>
+                  </pic:spPr>
+                </pic:pic>
+              </a:graphicData>
+            </a:graphic>
+          </wp:inline>
+        </w:drawing>
+      </w:r>
+    </w:p>
+    <w:p>
+      <w:pPr>
+        <w:keepNext/>
+        <w:spacing w:after="120"/>
       </w:pPr>
       <w:r>
         <w:rPr>
@@ -176,12 +416,60 @@
         <w:t xml:space="preserve">Composite figure (Figura compuesta)</w:t>
       </w:r>
       <w:r>
-        <w:t xml:space="preserve"> — A shape made of two or more basic shapes combined</w:t>
-      </w:r>
-    </w:p>
-    <w:p>
-      <w:pPr>
-        <w:spacing w:after="60"/>
+        <w:t xml:space="preserve"> — A shape made by putting two or more simple shapes together.</w:t>
+      </w:r>
+    </w:p>
+    <w:p>
+      <w:pPr>
+        <w:keepNext/>
+        <w:spacing w:after="20" w:before="80"/>
+        <w:jc w:val="center"/>
+      </w:pPr>
+      <w:r>
+        <w:drawing>
+          <wp:inline distT="0" distB="0" distL="0" distR="0">
+            <wp:extent cx="1047750" cy="790575"/>
+            <wp:effectExtent t="0" r="0" b="0" l="0"/>
+            <wp:docPr id="1" name="" descr="" title=""/>
+            <wp:cNvGraphicFramePr>
+              <a:graphicFrameLocks xmlns:a="http://schemas.openxmlformats.org/drawingml/2006/main" noChangeAspect="1"/>
+            </wp:cNvGraphicFramePr>
+            <a:graphic xmlns:a="http://schemas.openxmlformats.org/drawingml/2006/main">
+              <a:graphicData uri="http://schemas.openxmlformats.org/drawingml/2006/picture">
+                <pic:pic xmlns:pic="http://schemas.openxmlformats.org/drawingml/2006/picture">
+                  <pic:nvPicPr>
+                    <pic:cNvPr id="0" name="" descr=""/>
+                    <pic:cNvPicPr>
+                      <a:picLocks noChangeAspect="1" noChangeArrowheads="1"/>
+                    </pic:cNvPicPr>
+                  </pic:nvPicPr>
+                  <pic:blipFill>
+                    <a:blip r:embed="rId12" cstate="none"/>
+                    <a:srcRect/>
+                    <a:stretch>
+                      <a:fillRect/>
+                    </a:stretch>
+                  </pic:blipFill>
+                  <pic:spPr bwMode="auto">
+                    <a:xfrm>
+                      <a:off x="0" y="0"/>
+                      <a:ext cx="1047750" cy="790575"/>
+                    </a:xfrm>
+                    <a:prstGeom prst="rect">
+                      <a:avLst/>
+                    </a:prstGeom>
+                  </pic:spPr>
+                </pic:pic>
+              </a:graphicData>
+            </a:graphic>
+          </wp:inline>
+        </w:drawing>
+      </w:r>
+    </w:p>
+    <w:p>
+      <w:pPr>
+        <w:keepNext/>
+        <w:spacing w:after="120"/>
       </w:pPr>
       <w:r>
         <w:rPr>
@@ -191,7 +479,7 @@
         <w:t xml:space="preserve">Formula (Fórmula)</w:t>
       </w:r>
       <w:r>
-        <w:t xml:space="preserve"> — A mathematical rule written with symbols</w:t>
+        <w:t xml:space="preserve"> — A math rule written with symbols.</w:t>
       </w:r>
     </w:p>
     <w:p>

--- a/lessons/5-1/homework.docx
+++ b/lessons/5-1/homework.docx
@@ -24,7 +24,7 @@
           <w:i/>
           <w:iCs/>
         </w:rPr>
-        <w:t xml:space="preserve">Lesson 5-1  •  Standard 6.G.1</w:t>
+        <w:t xml:space="preserve">Lesson 5-1  •  Standard 6.GR.1</w:t>
       </w:r>
     </w:p>
     <w:p>
@@ -1249,39 +1249,43 @@
           <w:b/>
           <w:bCs/>
         </w:rPr>
-        <w:t xml:space="preserve">6. A parallelogram has base 9 cm and height 6 cm. What is its area?</w:t>
-      </w:r>
-    </w:p>
-    <w:p>
-      <w:pPr>
-        <w:spacing w:after="40" w:before="0"/>
-      </w:pPr>
-      <w:r>
-        <w:t xml:space="preserve">     A. 54 cm²</w:t>
-      </w:r>
-    </w:p>
-    <w:p>
-      <w:pPr>
-        <w:spacing w:after="40" w:before="0"/>
-      </w:pPr>
-      <w:r>
-        <w:t xml:space="preserve">     B. 30 cm²</w:t>
-      </w:r>
-    </w:p>
-    <w:p>
-      <w:pPr>
-        <w:spacing w:after="40" w:before="0"/>
-      </w:pPr>
-      <w:r>
-        <w:t xml:space="preserve">     C. 15 cm²</w:t>
-      </w:r>
-    </w:p>
-    <w:p>
-      <w:pPr>
-        <w:spacing w:after="40" w:before="0"/>
-      </w:pPr>
-      <w:r>
-        <w:t xml:space="preserve">     D. 27 cm²</w:t>
+        <w:t xml:space="preserve">6. onLevel — Spot the Common Mistake</w:t>
+      </w:r>
+    </w:p>
+    <w:p>
+      <w:pPr>
+        <w:spacing w:after="40" w:before="0"/>
+      </w:pPr>
+      <w:r>
+        <w:t xml:space="preserve">   Step 1 (Read): A student is working on Area of Parallelograms.</w:t>
+      </w:r>
+    </w:p>
+    <w:p>
+      <w:pPr>
+        <w:spacing w:after="40" w:before="0"/>
+      </w:pPr>
+      <w:r>
+        <w:t xml:space="preserve">   Step 2 (Attempt): They ignored the rule: Area of a parallelogram = base × height, where the height is the straight-up (perpendicular) distance, NOT the slanted side.</w:t>
+      </w:r>
+    </w:p>
+    <w:p>
+      <w:pPr>
+        <w:spacing w:after="40" w:before="0"/>
+      </w:pPr>
+      <w:r>
+        <w:t xml:space="preserve">   Step 3 (Check): The answer does not match the math rule from class.</w:t>
+      </w:r>
+    </w:p>
+    <w:p>
+      <w:pPr>
+        <w:spacing w:after="60" w:before="0"/>
+      </w:pPr>
+      <w:r>
+        <w:rPr>
+          <w:i/>
+          <w:iCs/>
+        </w:rPr>
+        <w:t xml:space="preserve">Which step has the mistake? Explain and fix it:</w:t>
       </w:r>
     </w:p>
     <w:p>
@@ -1297,6 +1301,28 @@
     </w:p>
     <w:p>
       <w:pPr>
+        <w:spacing w:after="60" w:before="120"/>
+      </w:pPr>
+      <w:r>
+        <w:rPr>
+          <w:color w:val="BBBBBB"/>
+        </w:rPr>
+        <w:t xml:space="preserve">______________________________________________________________________</w:t>
+      </w:r>
+    </w:p>
+    <w:p>
+      <w:pPr>
+        <w:spacing w:after="60" w:before="120"/>
+      </w:pPr>
+      <w:r>
+        <w:rPr>
+          <w:color w:val="BBBBBB"/>
+        </w:rPr>
+        <w:t xml:space="preserve">______________________________________________________________________</w:t>
+      </w:r>
+    </w:p>
+    <w:p>
+      <w:pPr>
         <w:spacing w:after="80" w:before="0"/>
       </w:pPr>
       <w:r>
@@ -1304,39 +1330,39 @@
           <w:b/>
           <w:bCs/>
         </w:rPr>
-        <w:t xml:space="preserve">7. A parallelogram has area 48 m² and base 8 m. What is its height?</w:t>
-      </w:r>
-    </w:p>
-    <w:p>
-      <w:pPr>
-        <w:spacing w:after="40" w:before="0"/>
-      </w:pPr>
-      <w:r>
-        <w:t xml:space="preserve">     A. 6 m</w:t>
-      </w:r>
-    </w:p>
-    <w:p>
-      <w:pPr>
-        <w:spacing w:after="40" w:before="0"/>
-      </w:pPr>
-      <w:r>
-        <w:t xml:space="preserve">     B. 40 m</w:t>
-      </w:r>
-    </w:p>
-    <w:p>
-      <w:pPr>
-        <w:spacing w:after="40" w:before="0"/>
-      </w:pPr>
-      <w:r>
-        <w:t xml:space="preserve">     C. 384 m</w:t>
-      </w:r>
-    </w:p>
-    <w:p>
-      <w:pPr>
-        <w:spacing w:after="40" w:before="0"/>
-      </w:pPr>
-      <w:r>
-        <w:t xml:space="preserve">     D. 16 m</w:t>
+        <w:t xml:space="preserve">7. In the design lab you cut a triangle off the slanted left end of a parallelogram blueprint and slide it to the right end. What shape do you make, and why does it prove A = base x height?</w:t>
+      </w:r>
+    </w:p>
+    <w:p>
+      <w:pPr>
+        <w:spacing w:after="40" w:before="0"/>
+      </w:pPr>
+      <w:r>
+        <w:t xml:space="preserve">     A. A rectangle with the same base and height, so its area equals base x height</w:t>
+      </w:r>
+    </w:p>
+    <w:p>
+      <w:pPr>
+        <w:spacing w:after="40" w:before="0"/>
+      </w:pPr>
+      <w:r>
+        <w:t xml:space="preserve">     B. A bigger parallelogram, so the area gets larger</w:t>
+      </w:r>
+    </w:p>
+    <w:p>
+      <w:pPr>
+        <w:spacing w:after="40" w:before="0"/>
+      </w:pPr>
+      <w:r>
+        <w:t xml:space="preserve">     C. A triangle, so the area is cut in half</w:t>
+      </w:r>
+    </w:p>
+    <w:p>
+      <w:pPr>
+        <w:spacing w:after="40" w:before="0"/>
+      </w:pPr>
+      <w:r>
+        <w:t xml:space="preserve">     D. A square, so all four sides must be equal</w:t>
       </w:r>
     </w:p>
     <w:p>
@@ -1359,39 +1385,39 @@
           <w:b/>
           <w:bCs/>
         </w:rPr>
-        <w:t xml:space="preserve">8. Why is a parallelogram's area base × height and not base × slant side?</w:t>
-      </w:r>
-    </w:p>
-    <w:p>
-      <w:pPr>
-        <w:spacing w:after="40" w:before="0"/>
-      </w:pPr>
-      <w:r>
-        <w:t xml:space="preserve">     A. Height is the perpendicular distance between the bases</w:t>
-      </w:r>
-    </w:p>
-    <w:p>
-      <w:pPr>
-        <w:spacing w:after="40" w:before="0"/>
-      </w:pPr>
-      <w:r>
-        <w:t xml:space="preserve">     B. The slant side is always longer</w:t>
-      </w:r>
-    </w:p>
-    <w:p>
-      <w:pPr>
-        <w:spacing w:after="40" w:before="0"/>
-      </w:pPr>
-      <w:r>
-        <w:t xml:space="preserve">     C. Both give the same answer</w:t>
-      </w:r>
-    </w:p>
-    <w:p>
-      <w:pPr>
-        <w:spacing w:after="40" w:before="0"/>
-      </w:pPr>
-      <w:r>
-        <w:t xml:space="preserve">     D. The base is always the longest side</w:t>
+        <w:t xml:space="preserve">8. A blueprint parallelogram has a base of 8 ft, a height of 5 ft, and a slanted side of 7 ft. What is its area?</w:t>
+      </w:r>
+    </w:p>
+    <w:p>
+      <w:pPr>
+        <w:spacing w:after="40" w:before="0"/>
+      </w:pPr>
+      <w:r>
+        <w:t xml:space="preserve">     A. 40 sq ft</w:t>
+      </w:r>
+    </w:p>
+    <w:p>
+      <w:pPr>
+        <w:spacing w:after="40" w:before="0"/>
+      </w:pPr>
+      <w:r>
+        <w:t xml:space="preserve">     B. 56 sq ft</w:t>
+      </w:r>
+    </w:p>
+    <w:p>
+      <w:pPr>
+        <w:spacing w:after="40" w:before="0"/>
+      </w:pPr>
+      <w:r>
+        <w:t xml:space="preserve">     C. 35 sq ft</w:t>
+      </w:r>
+    </w:p>
+    <w:p>
+      <w:pPr>
+        <w:spacing w:after="40" w:before="0"/>
+      </w:pPr>
+      <w:r>
+        <w:t xml:space="preserve">     D. 26 sq ft</w:t>
       </w:r>
     </w:p>
     <w:p>
@@ -1414,41 +1440,230 @@
           <w:b/>
           <w:bCs/>
         </w:rPr>
-        <w:t xml:space="preserve">9. A parallelogram has base 12 in and height 4.5 in. What is its area?</w:t>
-      </w:r>
-    </w:p>
-    <w:p>
-      <w:pPr>
-        <w:spacing w:after="40" w:before="0"/>
-      </w:pPr>
-      <w:r>
-        <w:t xml:space="preserve">     A. 54 in²</w:t>
-      </w:r>
-    </w:p>
-    <w:p>
-      <w:pPr>
-        <w:spacing w:after="40" w:before="0"/>
-      </w:pPr>
-      <w:r>
-        <w:t xml:space="preserve">     B. 16.5 in²</w:t>
-      </w:r>
-    </w:p>
-    <w:p>
-      <w:pPr>
-        <w:spacing w:after="40" w:before="0"/>
-      </w:pPr>
-      <w:r>
-        <w:t xml:space="preserve">     C. 48 in²</w:t>
-      </w:r>
-    </w:p>
-    <w:p>
-      <w:pPr>
-        <w:spacing w:after="40" w:before="0"/>
-      </w:pPr>
-      <w:r>
-        <w:t xml:space="preserve">     D. 27 in²</w:t>
-      </w:r>
-    </w:p>
+        <w:t xml:space="preserve">9. Each label describes a segment on a parallelogram blueprint. Sort each one into 'Is the height' or 'Is NOT the height'.</w:t>
+      </w:r>
+    </w:p>
+    <w:p>
+      <w:pPr>
+        <w:spacing w:after="80" w:before="0"/>
+      </w:pPr>
+      <w:r>
+        <w:rPr>
+          <w:i/>
+          <w:iCs/>
+        </w:rPr>
+        <w:t xml:space="preserve">Groups: Is the height   |   Is NOT the height</w:t>
+      </w:r>
+    </w:p>
+    <w:p>
+      <w:pPr>
+        <w:spacing w:after="40" w:before="0"/>
+      </w:pPr>
+      <w:r>
+        <w:t xml:space="preserve">   • A dashed line straight up from the base, making a 90 degree angle   → __________________</w:t>
+      </w:r>
+    </w:p>
+    <w:p>
+      <w:pPr>
+        <w:spacing w:after="40" w:before="0"/>
+      </w:pPr>
+      <w:r>
+        <w:t xml:space="preserve">   • The slanted left edge of the parallelogram   → __________________</w:t>
+      </w:r>
+    </w:p>
+    <w:p>
+      <w:pPr>
+        <w:spacing w:after="40" w:before="0"/>
+      </w:pPr>
+      <w:r>
+        <w:t xml:space="preserve">   • The perpendicular distance from the base to the top side   → __________________</w:t>
+      </w:r>
+    </w:p>
+    <w:p>
+      <w:pPr>
+        <w:spacing w:after="40" w:before="0"/>
+      </w:pPr>
+      <w:r>
+        <w:t xml:space="preserve">   • The long tilted side that connects the bottom to the top   → __________________</w:t>
+      </w:r>
+    </w:p>
+    <w:p>
+      <w:pPr>
+        <w:spacing w:after="40" w:before="0"/>
+      </w:pPr>
+      <w:r>
+        <w:t xml:space="preserve">   • The straight-up distance measured at a right angle to the base   → __________________</w:t>
+      </w:r>
+    </w:p>
+    <w:p>
+      <w:pPr>
+        <w:spacing w:after="40" w:before="0"/>
+      </w:pPr>
+      <w:r>
+        <w:t xml:space="preserve">   • The leaning side that is longer than the perpendicular gap   → __________________</w:t>
+      </w:r>
+    </w:p>
+    <w:p>
+      <w:pPr>
+        <w:spacing w:after="60" w:before="120"/>
+      </w:pPr>
+      <w:r>
+        <w:rPr>
+          <w:color w:val="BBBBBB"/>
+        </w:rPr>
+        <w:t xml:space="preserve">______________________________________________________________________</w:t>
+      </w:r>
+    </w:p>
+    <w:p>
+      <w:pPr>
+        <w:spacing w:after="80" w:before="0"/>
+      </w:pPr>
+      <w:r>
+        <w:rPr>
+          <w:b/>
+          <w:bCs/>
+        </w:rPr>
+        <w:t xml:space="preserve">10. Match each parallelogram's base and height to its correct area (A = base x height).</w:t>
+      </w:r>
+    </w:p>
+    <w:tbl>
+      <w:tblPr>
+        <w:tblW w:type="pct" w:w="100%"/>
+        <w:tblBorders>
+          <w:top w:val="single" w:color="auto" w:sz="4"/>
+          <w:left w:val="single" w:color="auto" w:sz="4"/>
+          <w:bottom w:val="single" w:color="auto" w:sz="4"/>
+          <w:right w:val="single" w:color="auto" w:sz="4"/>
+          <w:insideH w:val="single" w:color="auto" w:sz="4"/>
+          <w:insideV w:val="single" w:color="auto" w:sz="4"/>
+        </w:tblBorders>
+      </w:tblPr>
+      <w:tblGrid>
+        <w:gridCol w:w="100"/>
+        <w:gridCol w:w="100"/>
+      </w:tblGrid>
+      <w:tr>
+        <w:trPr>
+          <w:tblHeader/>
+        </w:trPr>
+        <w:tc>
+          <w:tcPr>
+            <w:tcW w:type="pct" w:w="50%"/>
+          </w:tcPr>
+          <w:p>
+            <w:r>
+              <w:rPr>
+                <w:b/>
+                <w:bCs/>
+              </w:rPr>
+              <w:t xml:space="preserve">Item</w:t>
+            </w:r>
+          </w:p>
+        </w:tc>
+        <w:tc>
+          <w:tcPr>
+            <w:tcW w:type="pct" w:w="50%"/>
+          </w:tcPr>
+          <w:p>
+            <w:r>
+              <w:rPr>
+                <w:b/>
+                <w:bCs/>
+              </w:rPr>
+              <w:t xml:space="preserve">Answer choices</w:t>
+            </w:r>
+          </w:p>
+        </w:tc>
+      </w:tr>
+      <w:tr>
+        <w:tc>
+          <w:tcPr>
+            <w:tcW w:type="pct" w:w="50%"/>
+          </w:tcPr>
+          <w:p>
+            <w:r>
+              <w:t xml:space="preserve">____  base 6 ft, height 7 ft</w:t>
+            </w:r>
+          </w:p>
+        </w:tc>
+        <w:tc>
+          <w:tcPr>
+            <w:tcW w:type="pct" w:w="50%"/>
+          </w:tcPr>
+          <w:p>
+            <w:r>
+              <w:t xml:space="preserve">D. 60 sq ft</w:t>
+            </w:r>
+          </w:p>
+        </w:tc>
+      </w:tr>
+      <w:tr>
+        <w:tc>
+          <w:tcPr>
+            <w:tcW w:type="pct" w:w="50%"/>
+          </w:tcPr>
+          <w:p>
+            <w:r>
+              <w:t xml:space="preserve">____  base 13 ft, height 2 ft</w:t>
+            </w:r>
+          </w:p>
+        </w:tc>
+        <w:tc>
+          <w:tcPr>
+            <w:tcW w:type="pct" w:w="50%"/>
+          </w:tcPr>
+          <w:p>
+            <w:r>
+              <w:t xml:space="preserve">C. 44 sq ft</w:t>
+            </w:r>
+          </w:p>
+        </w:tc>
+      </w:tr>
+      <w:tr>
+        <w:tc>
+          <w:tcPr>
+            <w:tcW w:type="pct" w:w="50%"/>
+          </w:tcPr>
+          <w:p>
+            <w:r>
+              <w:t xml:space="preserve">____  base 4 ft, height 11 ft</w:t>
+            </w:r>
+          </w:p>
+        </w:tc>
+        <w:tc>
+          <w:tcPr>
+            <w:tcW w:type="pct" w:w="50%"/>
+          </w:tcPr>
+          <w:p>
+            <w:r>
+              <w:t xml:space="preserve">B. 26 sq ft</w:t>
+            </w:r>
+          </w:p>
+        </w:tc>
+      </w:tr>
+      <w:tr>
+        <w:tc>
+          <w:tcPr>
+            <w:tcW w:type="pct" w:w="50%"/>
+          </w:tcPr>
+          <w:p>
+            <w:r>
+              <w:t xml:space="preserve">____  base 15 ft, height 4 ft</w:t>
+            </w:r>
+          </w:p>
+        </w:tc>
+        <w:tc>
+          <w:tcPr>
+            <w:tcW w:type="pct" w:w="50%"/>
+          </w:tcPr>
+          <w:p>
+            <w:r>
+              <w:t xml:space="preserve">A. 42 sq ft</w:t>
+            </w:r>
+          </w:p>
+        </w:tc>
+      </w:tr>
+    </w:tbl>
     <w:p>
       <w:pPr>
         <w:spacing w:after="60" w:before="120"/>
@@ -1492,10 +1707,22 @@
     </w:p>
     <w:p>
       <w:pPr>
+        <w:spacing w:after="20" w:before="0"/>
+      </w:pPr>
+      <w:r>
+        <w:t xml:space="preserve">     A = b × h = 10 × 7 = 70 square centimeters.</w:t>
+      </w:r>
+    </w:p>
+    <w:p>
+      <w:pPr>
         <w:spacing w:after="80" w:before="0"/>
       </w:pPr>
       <w:r>
-        <w:t xml:space="preserve">     A = b × h = 10 × 7 = 70 square centimeters.</w:t>
+        <w:rPr>
+          <w:i/>
+          <w:iCs/>
+        </w:rPr>
+        <w:t xml:space="preserve">     Watch for: A common mistake in Area of Parallelograms is skipping the key idea: "Area of a parallelogram = base × height, where the height is the straight-up (perpendicular) distance, NOT the slanted side." — always check your work against this rule before you submit.</w:t>
       </w:r>
     </w:p>
     <w:p>
@@ -1512,10 +1739,22 @@
     </w:p>
     <w:p>
       <w:pPr>
+        <w:spacing w:after="20" w:before="0"/>
+      </w:pPr>
+      <w:r>
+        <w:t xml:space="preserve">     A = b × h → 54 = 9 × h → h = 54 ÷ 9 = 6 ft.</w:t>
+      </w:r>
+    </w:p>
+    <w:p>
+      <w:pPr>
         <w:spacing w:after="80" w:before="0"/>
       </w:pPr>
       <w:r>
-        <w:t xml:space="preserve">     A = b × h → 54 = 9 × h → h = 54 ÷ 9 = 6 ft.</w:t>
+        <w:rPr>
+          <w:i/>
+          <w:iCs/>
+        </w:rPr>
+        <w:t xml:space="preserve">     Watch for: A common mistake in Area of Parallelograms is skipping the key idea: "Area of a parallelogram = base × height, where the height is the straight-up (perpendicular) distance, NOT the slanted side." — always check your work against this rule before you submit.</w:t>
       </w:r>
     </w:p>
     <w:p>
@@ -1715,7 +1954,43 @@
           <w:b/>
           <w:bCs/>
         </w:rPr>
-        <w:t xml:space="preserve">6. A. 54 cm²</w:t>
+        <w:t xml:space="preserve">6. onLevel — Spot the Common Mistake</w:t>
+      </w:r>
+    </w:p>
+    <w:p>
+      <w:pPr>
+        <w:spacing w:after="20" w:before="0"/>
+      </w:pPr>
+      <w:r>
+        <w:t xml:space="preserve">     The mistake is in Step 2.</w:t>
+      </w:r>
+    </w:p>
+    <w:p>
+      <w:pPr>
+        <w:spacing w:after="20" w:before="0"/>
+      </w:pPr>
+      <w:r>
+        <w:t xml:space="preserve">     Correct work: Follow the key idea: Area of a parallelogram = base × height, where the height is the straight-up (perpendicular) distance, NOT the slanted side.</w:t>
+      </w:r>
+    </w:p>
+    <w:p>
+      <w:pPr>
+        <w:spacing w:after="40" w:before="0"/>
+      </w:pPr>
+      <w:r>
+        <w:rPr>
+          <w:b/>
+          <w:bCs/>
+        </w:rPr>
+        <w:t xml:space="preserve">7. A. A rectangle with the same base and height, so its area equals base x height</w:t>
+      </w:r>
+    </w:p>
+    <w:p>
+      <w:pPr>
+        <w:spacing w:after="20" w:before="0"/>
+      </w:pPr>
+      <w:r>
+        <w:t xml:space="preserve">     Sliding the cut triangle turns the parallelogram into a rectangle that keeps the same base and height. A rectangle's area is base x height, so the parallelogram's area is base x height too.</w:t>
       </w:r>
     </w:p>
     <w:p>
@@ -1723,19 +1998,31 @@
         <w:spacing w:after="80" w:before="0"/>
       </w:pPr>
       <w:r>
-        <w:t xml:space="preserve">     Area = base × height = 9 × 6 = 54 cm².</w:t>
-      </w:r>
-    </w:p>
-    <w:p>
-      <w:pPr>
-        <w:spacing w:after="40" w:before="0"/>
-      </w:pPr>
-      <w:r>
-        <w:rPr>
-          <w:b/>
-          <w:bCs/>
-        </w:rPr>
-        <w:t xml:space="preserve">7. A. 6 m</w:t>
+        <w:rPr>
+          <w:i/>
+          <w:iCs/>
+        </w:rPr>
+        <w:t xml:space="preserve">     Watch for: A common mistake in Area of Parallelograms is skipping the key idea: "Area of a parallelogram = base × height, where the height is the straight-up (perpendicular) distance, NOT the slanted side." — always check your work against this rule before you submit.</w:t>
+      </w:r>
+    </w:p>
+    <w:p>
+      <w:pPr>
+        <w:spacing w:after="40" w:before="0"/>
+      </w:pPr>
+      <w:r>
+        <w:rPr>
+          <w:b/>
+          <w:bCs/>
+        </w:rPr>
+        <w:t xml:space="preserve">8. A. 40 sq ft</w:t>
+      </w:r>
+    </w:p>
+    <w:p>
+      <w:pPr>
+        <w:spacing w:after="20" w:before="0"/>
+      </w:pPr>
+      <w:r>
+        <w:t xml:space="preserve">     Area = base x height = 8 x 5 = 40 sq ft. The 7 ft slanted side is not used; only the perpendicular height belongs in the formula.</w:t>
       </w:r>
     </w:p>
     <w:p>
@@ -1743,47 +2030,131 @@
         <w:spacing w:after="80" w:before="0"/>
       </w:pPr>
       <w:r>
-        <w:t xml:space="preserve">     height = area ÷ base = 48 ÷ 8 = 6 m.</w:t>
-      </w:r>
-    </w:p>
-    <w:p>
-      <w:pPr>
-        <w:spacing w:after="40" w:before="0"/>
-      </w:pPr>
-      <w:r>
-        <w:rPr>
-          <w:b/>
-          <w:bCs/>
-        </w:rPr>
-        <w:t xml:space="preserve">8. A. Height is the perpendicular distance between the bases</w:t>
-      </w:r>
-    </w:p>
-    <w:p>
-      <w:pPr>
-        <w:spacing w:after="80" w:before="0"/>
-      </w:pPr>
-      <w:r>
-        <w:t xml:space="preserve">     Area uses the perpendicular height, not the slanted side length.</w:t>
-      </w:r>
-    </w:p>
-    <w:p>
-      <w:pPr>
-        <w:spacing w:after="40" w:before="0"/>
-      </w:pPr>
-      <w:r>
-        <w:rPr>
-          <w:b/>
-          <w:bCs/>
-        </w:rPr>
-        <w:t xml:space="preserve">9. A. 54 in²</w:t>
-      </w:r>
-    </w:p>
-    <w:p>
-      <w:pPr>
-        <w:spacing w:after="80" w:before="0"/>
-      </w:pPr>
-      <w:r>
-        <w:t xml:space="preserve">     12 × 4.5 = 54 in².</w:t>
+        <w:rPr>
+          <w:i/>
+          <w:iCs/>
+        </w:rPr>
+        <w:t xml:space="preserve">     Watch for: A common mistake in Area of Parallelograms is skipping the key idea: "Area of a parallelogram = base × height, where the height is the straight-up (perpendicular) distance, NOT the slanted side." — always check your work against this rule before you submit.</w:t>
+      </w:r>
+    </w:p>
+    <w:p>
+      <w:pPr>
+        <w:spacing w:after="40" w:before="0"/>
+      </w:pPr>
+      <w:r>
+        <w:rPr>
+          <w:b/>
+          <w:bCs/>
+        </w:rPr>
+        <w:t xml:space="preserve">9. Correct groups:</w:t>
+      </w:r>
+    </w:p>
+    <w:p>
+      <w:pPr>
+        <w:spacing w:after="20" w:before="0"/>
+      </w:pPr>
+      <w:r>
+        <w:t xml:space="preserve">     A dashed line straight up from the base, making a 90 degree angle → Is the height</w:t>
+      </w:r>
+    </w:p>
+    <w:p>
+      <w:pPr>
+        <w:spacing w:after="20" w:before="0"/>
+      </w:pPr>
+      <w:r>
+        <w:t xml:space="preserve">     The slanted left edge of the parallelogram → Is NOT the height</w:t>
+      </w:r>
+    </w:p>
+    <w:p>
+      <w:pPr>
+        <w:spacing w:after="20" w:before="0"/>
+      </w:pPr>
+      <w:r>
+        <w:t xml:space="preserve">     The perpendicular distance from the base to the top side → Is the height</w:t>
+      </w:r>
+    </w:p>
+    <w:p>
+      <w:pPr>
+        <w:spacing w:after="20" w:before="0"/>
+      </w:pPr>
+      <w:r>
+        <w:t xml:space="preserve">     The long tilted side that connects the bottom to the top → Is NOT the height</w:t>
+      </w:r>
+    </w:p>
+    <w:p>
+      <w:pPr>
+        <w:spacing w:after="20" w:before="0"/>
+      </w:pPr>
+      <w:r>
+        <w:t xml:space="preserve">     The straight-up distance measured at a right angle to the base → Is the height</w:t>
+      </w:r>
+    </w:p>
+    <w:p>
+      <w:pPr>
+        <w:spacing w:after="20" w:before="0"/>
+      </w:pPr>
+      <w:r>
+        <w:t xml:space="preserve">     The leaning side that is longer than the perpendicular gap → Is NOT the height</w:t>
+      </w:r>
+    </w:p>
+    <w:p>
+      <w:pPr>
+        <w:spacing w:after="40" w:before="0"/>
+      </w:pPr>
+      <w:r>
+        <w:t xml:space="preserve"/>
+      </w:r>
+    </w:p>
+    <w:p>
+      <w:pPr>
+        <w:spacing w:after="40" w:before="0"/>
+      </w:pPr>
+      <w:r>
+        <w:rPr>
+          <w:b/>
+          <w:bCs/>
+        </w:rPr>
+        <w:t xml:space="preserve">10. Matches:</w:t>
+      </w:r>
+    </w:p>
+    <w:p>
+      <w:pPr>
+        <w:spacing w:after="20" w:before="0"/>
+      </w:pPr>
+      <w:r>
+        <w:t xml:space="preserve">     base 6 ft, height 7 ft → 42 sq ft</w:t>
+      </w:r>
+    </w:p>
+    <w:p>
+      <w:pPr>
+        <w:spacing w:after="20" w:before="0"/>
+      </w:pPr>
+      <w:r>
+        <w:t xml:space="preserve">     base 13 ft, height 2 ft → 26 sq ft</w:t>
+      </w:r>
+    </w:p>
+    <w:p>
+      <w:pPr>
+        <w:spacing w:after="20" w:before="0"/>
+      </w:pPr>
+      <w:r>
+        <w:t xml:space="preserve">     base 4 ft, height 11 ft → 44 sq ft</w:t>
+      </w:r>
+    </w:p>
+    <w:p>
+      <w:pPr>
+        <w:spacing w:after="20" w:before="0"/>
+      </w:pPr>
+      <w:r>
+        <w:t xml:space="preserve">     base 15 ft, height 4 ft → 60 sq ft</w:t>
+      </w:r>
+    </w:p>
+    <w:p>
+      <w:pPr>
+        <w:spacing w:after="40" w:before="0"/>
+      </w:pPr>
+      <w:r>
+        <w:t xml:space="preserve"/>
       </w:r>
     </w:p>
     <w:sectPr>

--- a/lessons/5-1/homework.docx
+++ b/lessons/5-1/homework.docx
@@ -1257,23 +1257,31 @@
         <w:spacing w:after="40" w:before="0"/>
       </w:pPr>
       <w:r>
-        <w:t xml:space="preserve">   Step 1 (Read): A student is working on Area of Parallelograms.</w:t>
-      </w:r>
-    </w:p>
-    <w:p>
-      <w:pPr>
-        <w:spacing w:after="40" w:before="0"/>
-      </w:pPr>
-      <w:r>
-        <w:t xml:space="preserve">   Step 2 (Attempt): They ignored the rule: Area of a parallelogram = base × height, where the height is the straight-up (perpendicular) distance, NOT the slanted side.</w:t>
-      </w:r>
-    </w:p>
-    <w:p>
-      <w:pPr>
-        <w:spacing w:after="40" w:before="0"/>
-      </w:pPr>
-      <w:r>
-        <w:t xml:space="preserve">   Step 3 (Check): The answer does not match the math rule from class.</w:t>
+        <w:t xml:space="preserve">   Step 1 (Read the parallelogram): base = 9 cm, slanted side = 10 cm, height = 6 cm</w:t>
+      </w:r>
+    </w:p>
+    <w:p>
+      <w:pPr>
+        <w:spacing w:after="40" w:before="0"/>
+      </w:pPr>
+      <w:r>
+        <w:t xml:space="preserve">   Step 2 (Write the formula): A = base × height</w:t>
+      </w:r>
+    </w:p>
+    <w:p>
+      <w:pPr>
+        <w:spacing w:after="40" w:before="0"/>
+      </w:pPr>
+      <w:r>
+        <w:t xml:space="preserve">   Step 3 (Substitute the values): A = 9 × 10</w:t>
+      </w:r>
+    </w:p>
+    <w:p>
+      <w:pPr>
+        <w:spacing w:after="40" w:before="0"/>
+      </w:pPr>
+      <w:r>
+        <w:t xml:space="preserve">   Step 4 (Calculate the area): A = 90 sq cm</w:t>
       </w:r>
     </w:p>
     <w:p>
@@ -1722,7 +1730,7 @@
           <w:i/>
           <w:iCs/>
         </w:rPr>
-        <w:t xml:space="preserve">     Watch for: A common mistake in Area of Parallelograms is skipping the key idea: "Area of a parallelogram = base × height, where the height is the straight-up (perpendicular) distance, NOT the slanted side." — always check your work against this rule before you submit.</w:t>
+        <w:t xml:space="preserve">     Watch for: The most common mistake in Area of Parallelograms is multiplying the base by the slanted side instead of the perpendicular height. For a parallelogram with a base of 16 ft, a perpendicular height of 9 ft, and a slanted side of 11 ft, students compute 16 × 11 = 176 square feet instead of the correct 16 × 9 = 144 square feet. The height must be the straight-up (perpendicular) distance between the base and its opposite side, not the length of the slanted side, even though the slanted side is often the number that 'looks' like it belongs in the formula.</w:t>
       </w:r>
     </w:p>
     <w:p>
@@ -1754,7 +1762,7 @@
           <w:i/>
           <w:iCs/>
         </w:rPr>
-        <w:t xml:space="preserve">     Watch for: A common mistake in Area of Parallelograms is skipping the key idea: "Area of a parallelogram = base × height, where the height is the straight-up (perpendicular) distance, NOT the slanted side." — always check your work against this rule before you submit.</w:t>
+        <w:t xml:space="preserve">     Watch for: The most common mistake in Area of Parallelograms is multiplying the base by the slanted side instead of the perpendicular height. For a parallelogram with a base of 16 ft, a perpendicular height of 9 ft, and a slanted side of 11 ft, students compute 16 × 11 = 176 square feet instead of the correct 16 × 9 = 144 square feet. The height must be the straight-up (perpendicular) distance between the base and its opposite side, not the length of the slanted side, even though the slanted side is often the number that 'looks' like it belongs in the formula.</w:t>
       </w:r>
     </w:p>
     <w:p>
@@ -1962,15 +1970,15 @@
         <w:spacing w:after="20" w:before="0"/>
       </w:pPr>
       <w:r>
-        <w:t xml:space="preserve">     The mistake is in Step 2.</w:t>
-      </w:r>
-    </w:p>
-    <w:p>
-      <w:pPr>
-        <w:spacing w:after="20" w:before="0"/>
-      </w:pPr>
-      <w:r>
-        <w:t xml:space="preserve">     Correct work: Follow the key idea: Area of a parallelogram = base × height, where the height is the straight-up (perpendicular) distance, NOT the slanted side.</w:t>
+        <w:t xml:space="preserve">     The mistake is in Step 3.</w:t>
+      </w:r>
+    </w:p>
+    <w:p>
+      <w:pPr>
+        <w:spacing w:after="20" w:before="0"/>
+      </w:pPr>
+      <w:r>
+        <w:t xml:space="preserve">     Correct work: The height is 6 cm, not the slanted side of 10 cm. Substitute the perpendicular height: A = 9 × 6 = 54 sq cm. Only the straight-up height belongs in A = base × height.</w:t>
       </w:r>
     </w:p>
     <w:p>
@@ -2002,7 +2010,7 @@
           <w:i/>
           <w:iCs/>
         </w:rPr>
-        <w:t xml:space="preserve">     Watch for: A common mistake in Area of Parallelograms is skipping the key idea: "Area of a parallelogram = base × height, where the height is the straight-up (perpendicular) distance, NOT the slanted side." — always check your work against this rule before you submit.</w:t>
+        <w:t xml:space="preserve">     Watch for: The most common mistake in Area of Parallelograms is multiplying the base by the slanted side instead of the perpendicular height. For a parallelogram with a base of 16 ft, a perpendicular height of 9 ft, and a slanted side of 11 ft, students compute 16 × 11 = 176 square feet instead of the correct 16 × 9 = 144 square feet. The height must be the straight-up (perpendicular) distance between the base and its opposite side, not the length of the slanted side, even though the slanted side is often the number that 'looks' like it belongs in the formula.</w:t>
       </w:r>
     </w:p>
     <w:p>
@@ -2034,7 +2042,7 @@
           <w:i/>
           <w:iCs/>
         </w:rPr>
-        <w:t xml:space="preserve">     Watch for: A common mistake in Area of Parallelograms is skipping the key idea: "Area of a parallelogram = base × height, where the height is the straight-up (perpendicular) distance, NOT the slanted side." — always check your work against this rule before you submit.</w:t>
+        <w:t xml:space="preserve">     Watch for: The most common mistake in Area of Parallelograms is multiplying the base by the slanted side instead of the perpendicular height. For a parallelogram with a base of 16 ft, a perpendicular height of 9 ft, and a slanted side of 11 ft, students compute 16 × 11 = 176 square feet instead of the correct 16 × 9 = 144 square feet. The height must be the straight-up (perpendicular) distance between the base and its opposite side, not the length of the slanted side, even though the slanted side is often the number that 'looks' like it belongs in the formula.</w:t>
       </w:r>
     </w:p>
     <w:p>

--- a/lessons/5-1/homework.docx
+++ b/lessons/5-1/homework.docx
@@ -12,7 +12,7 @@
           <w:b/>
           <w:bCs/>
         </w:rPr>
-        <w:t xml:space="preserve">Area of Parallelograms — Homework</w:t>
+        <w:t xml:space="preserve">Determine the Area of Parallelograms and Rhombuses — Homework</w:t>
       </w:r>
     </w:p>
     <w:p>
@@ -161,10 +161,10 @@
           <w:b/>
           <w:bCs/>
         </w:rPr>
-        <w:t xml:space="preserve">Parallelogram (Paralelogramo)</w:t>
-      </w:r>
-      <w:r>
-        <w:t xml:space="preserve"> — A four-sided shape with two pairs of parallel sides.</w:t>
+        <w:t xml:space="preserve">Area of Parallelograms (Área de paralelogramos)</w:t>
+      </w:r>
+      <w:r>
+        <w:t xml:space="preserve"> — The space inside a parallelogram. Formula: A = b × h, using the perpendicular height.</w:t>
       </w:r>
     </w:p>
     <w:p>
@@ -224,10 +224,10 @@
           <w:b/>
           <w:bCs/>
         </w:rPr>
-        <w:t xml:space="preserve">Base (Base)</w:t>
-      </w:r>
-      <w:r>
-        <w:t xml:space="preserve"> — A side of the shape you use to find the area.</w:t>
+        <w:t xml:space="preserve">Slanted side (Lado inclinado)</w:t>
+      </w:r>
+      <w:r>
+        <w:t xml:space="preserve"> — A side that leans instead of going straight up and down. It is not the perpendicular height.</w:t>
       </w:r>
     </w:p>
     <w:p>
@@ -287,10 +287,10 @@
           <w:b/>
           <w:bCs/>
         </w:rPr>
-        <w:t xml:space="preserve">Height (Altura)</w:t>
-      </w:r>
-      <w:r>
-        <w:t xml:space="preserve"> — The straight-up distance from the base to the top.</w:t>
+        <w:t xml:space="preserve">Parallelogram (Paralelogramo)</w:t>
+      </w:r>
+      <w:r>
+        <w:t xml:space="preserve"> — A four-sided shape with two pairs of parallel sides.</w:t>
       </w:r>
     </w:p>
     <w:p>
@@ -350,10 +350,10 @@
           <w:b/>
           <w:bCs/>
         </w:rPr>
-        <w:t xml:space="preserve">Area (Área)</w:t>
-      </w:r>
-      <w:r>
-        <w:t xml:space="preserve"> — How much space is inside a flat shape.</w:t>
+        <w:t xml:space="preserve">Parallel (Paralelas)</w:t>
+      </w:r>
+      <w:r>
+        <w:t xml:space="preserve"> — Two lines or sides that stay the same distance apart and never meet.</w:t>
       </w:r>
     </w:p>
     <w:p>
@@ -413,10 +413,10 @@
           <w:b/>
           <w:bCs/>
         </w:rPr>
-        <w:t xml:space="preserve">Composite figure (Figura compuesta)</w:t>
-      </w:r>
-      <w:r>
-        <w:t xml:space="preserve"> — A shape made by putting two or more simple shapes together.</w:t>
+        <w:t xml:space="preserve">Base (Base)</w:t>
+      </w:r>
+      <w:r>
+        <w:t xml:space="preserve"> — Any side of a parallelogram can be the base. Once you pick a base, the height must be measured perpendicular (at a 90° angle) to it.</w:t>
       </w:r>
     </w:p>
     <w:p>
@@ -476,6 +476,258 @@
           <w:b/>
           <w:bCs/>
         </w:rPr>
+        <w:t xml:space="preserve">Height (Altura)</w:t>
+      </w:r>
+      <w:r>
+        <w:t xml:space="preserve"> — The straight-up distance from the base to the top.</w:t>
+      </w:r>
+    </w:p>
+    <w:p>
+      <w:pPr>
+        <w:keepNext/>
+        <w:spacing w:after="20" w:before="80"/>
+        <w:jc w:val="center"/>
+      </w:pPr>
+      <w:r>
+        <w:drawing>
+          <wp:inline distT="0" distB="0" distL="0" distR="0">
+            <wp:extent cx="1047750" cy="790575"/>
+            <wp:effectExtent t="0" r="0" b="0" l="0"/>
+            <wp:docPr id="1" name="" descr="" title=""/>
+            <wp:cNvGraphicFramePr>
+              <a:graphicFrameLocks xmlns:a="http://schemas.openxmlformats.org/drawingml/2006/main" noChangeAspect="1"/>
+            </wp:cNvGraphicFramePr>
+            <a:graphic xmlns:a="http://schemas.openxmlformats.org/drawingml/2006/main">
+              <a:graphicData uri="http://schemas.openxmlformats.org/drawingml/2006/picture">
+                <pic:pic xmlns:pic="http://schemas.openxmlformats.org/drawingml/2006/picture">
+                  <pic:nvPicPr>
+                    <pic:cNvPr id="0" name="" descr=""/>
+                    <pic:cNvPicPr>
+                      <a:picLocks noChangeAspect="1" noChangeArrowheads="1"/>
+                    </pic:cNvPicPr>
+                  </pic:nvPicPr>
+                  <pic:blipFill>
+                    <a:blip r:embed="rId13" cstate="none"/>
+                    <a:srcRect/>
+                    <a:stretch>
+                      <a:fillRect/>
+                    </a:stretch>
+                  </pic:blipFill>
+                  <pic:spPr bwMode="auto">
+                    <a:xfrm>
+                      <a:off x="0" y="0"/>
+                      <a:ext cx="1047750" cy="790575"/>
+                    </a:xfrm>
+                    <a:prstGeom prst="rect">
+                      <a:avLst/>
+                    </a:prstGeom>
+                  </pic:spPr>
+                </pic:pic>
+              </a:graphicData>
+            </a:graphic>
+          </wp:inline>
+        </w:drawing>
+      </w:r>
+    </w:p>
+    <w:p>
+      <w:pPr>
+        <w:keepNext/>
+        <w:spacing w:after="120"/>
+      </w:pPr>
+      <w:r>
+        <w:rPr>
+          <w:b/>
+          <w:bCs/>
+        </w:rPr>
+        <w:t xml:space="preserve">Perpendicular (Perpendicular)</w:t>
+      </w:r>
+      <w:r>
+        <w:t xml:space="preserve"> — Two lines that meet to make a square corner (90 degrees).</w:t>
+      </w:r>
+    </w:p>
+    <w:p>
+      <w:pPr>
+        <w:keepNext/>
+        <w:spacing w:after="20" w:before="80"/>
+        <w:jc w:val="center"/>
+      </w:pPr>
+      <w:r>
+        <w:drawing>
+          <wp:inline distT="0" distB="0" distL="0" distR="0">
+            <wp:extent cx="1047750" cy="790575"/>
+            <wp:effectExtent t="0" r="0" b="0" l="0"/>
+            <wp:docPr id="1" name="" descr="" title=""/>
+            <wp:cNvGraphicFramePr>
+              <a:graphicFrameLocks xmlns:a="http://schemas.openxmlformats.org/drawingml/2006/main" noChangeAspect="1"/>
+            </wp:cNvGraphicFramePr>
+            <a:graphic xmlns:a="http://schemas.openxmlformats.org/drawingml/2006/main">
+              <a:graphicData uri="http://schemas.openxmlformats.org/drawingml/2006/picture">
+                <pic:pic xmlns:pic="http://schemas.openxmlformats.org/drawingml/2006/picture">
+                  <pic:nvPicPr>
+                    <pic:cNvPr id="0" name="" descr=""/>
+                    <pic:cNvPicPr>
+                      <a:picLocks noChangeAspect="1" noChangeArrowheads="1"/>
+                    </pic:cNvPicPr>
+                  </pic:nvPicPr>
+                  <pic:blipFill>
+                    <a:blip r:embed="rId14" cstate="none"/>
+                    <a:srcRect/>
+                    <a:stretch>
+                      <a:fillRect/>
+                    </a:stretch>
+                  </pic:blipFill>
+                  <pic:spPr bwMode="auto">
+                    <a:xfrm>
+                      <a:off x="0" y="0"/>
+                      <a:ext cx="1047750" cy="790575"/>
+                    </a:xfrm>
+                    <a:prstGeom prst="rect">
+                      <a:avLst/>
+                    </a:prstGeom>
+                  </pic:spPr>
+                </pic:pic>
+              </a:graphicData>
+            </a:graphic>
+          </wp:inline>
+        </w:drawing>
+      </w:r>
+    </w:p>
+    <w:p>
+      <w:pPr>
+        <w:keepNext/>
+        <w:spacing w:after="120"/>
+      </w:pPr>
+      <w:r>
+        <w:rPr>
+          <w:b/>
+          <w:bCs/>
+        </w:rPr>
+        <w:t xml:space="preserve">Area (Área)</w:t>
+      </w:r>
+      <w:r>
+        <w:t xml:space="preserve"> — How much space is inside a flat shape.</w:t>
+      </w:r>
+    </w:p>
+    <w:p>
+      <w:pPr>
+        <w:keepNext/>
+        <w:spacing w:after="20" w:before="80"/>
+        <w:jc w:val="center"/>
+      </w:pPr>
+      <w:r>
+        <w:drawing>
+          <wp:inline distT="0" distB="0" distL="0" distR="0">
+            <wp:extent cx="1047750" cy="790575"/>
+            <wp:effectExtent t="0" r="0" b="0" l="0"/>
+            <wp:docPr id="1" name="" descr="" title=""/>
+            <wp:cNvGraphicFramePr>
+              <a:graphicFrameLocks xmlns:a="http://schemas.openxmlformats.org/drawingml/2006/main" noChangeAspect="1"/>
+            </wp:cNvGraphicFramePr>
+            <a:graphic xmlns:a="http://schemas.openxmlformats.org/drawingml/2006/main">
+              <a:graphicData uri="http://schemas.openxmlformats.org/drawingml/2006/picture">
+                <pic:pic xmlns:pic="http://schemas.openxmlformats.org/drawingml/2006/picture">
+                  <pic:nvPicPr>
+                    <pic:cNvPr id="0" name="" descr=""/>
+                    <pic:cNvPicPr>
+                      <a:picLocks noChangeAspect="1" noChangeArrowheads="1"/>
+                    </pic:cNvPicPr>
+                  </pic:nvPicPr>
+                  <pic:blipFill>
+                    <a:blip r:embed="rId15" cstate="none"/>
+                    <a:srcRect/>
+                    <a:stretch>
+                      <a:fillRect/>
+                    </a:stretch>
+                  </pic:blipFill>
+                  <pic:spPr bwMode="auto">
+                    <a:xfrm>
+                      <a:off x="0" y="0"/>
+                      <a:ext cx="1047750" cy="790575"/>
+                    </a:xfrm>
+                    <a:prstGeom prst="rect">
+                      <a:avLst/>
+                    </a:prstGeom>
+                  </pic:spPr>
+                </pic:pic>
+              </a:graphicData>
+            </a:graphic>
+          </wp:inline>
+        </w:drawing>
+      </w:r>
+    </w:p>
+    <w:p>
+      <w:pPr>
+        <w:keepNext/>
+        <w:spacing w:after="120"/>
+      </w:pPr>
+      <w:r>
+        <w:rPr>
+          <w:b/>
+          <w:bCs/>
+        </w:rPr>
+        <w:t xml:space="preserve">Composite figure (Figura compuesta)</w:t>
+      </w:r>
+      <w:r>
+        <w:t xml:space="preserve"> — A shape made by putting two or more simple shapes together.</w:t>
+      </w:r>
+    </w:p>
+    <w:p>
+      <w:pPr>
+        <w:keepNext/>
+        <w:spacing w:after="20" w:before="80"/>
+        <w:jc w:val="center"/>
+      </w:pPr>
+      <w:r>
+        <w:drawing>
+          <wp:inline distT="0" distB="0" distL="0" distR="0">
+            <wp:extent cx="1047750" cy="790575"/>
+            <wp:effectExtent t="0" r="0" b="0" l="0"/>
+            <wp:docPr id="1" name="" descr="" title=""/>
+            <wp:cNvGraphicFramePr>
+              <a:graphicFrameLocks xmlns:a="http://schemas.openxmlformats.org/drawingml/2006/main" noChangeAspect="1"/>
+            </wp:cNvGraphicFramePr>
+            <a:graphic xmlns:a="http://schemas.openxmlformats.org/drawingml/2006/main">
+              <a:graphicData uri="http://schemas.openxmlformats.org/drawingml/2006/picture">
+                <pic:pic xmlns:pic="http://schemas.openxmlformats.org/drawingml/2006/picture">
+                  <pic:nvPicPr>
+                    <pic:cNvPr id="0" name="" descr=""/>
+                    <pic:cNvPicPr>
+                      <a:picLocks noChangeAspect="1" noChangeArrowheads="1"/>
+                    </pic:cNvPicPr>
+                  </pic:nvPicPr>
+                  <pic:blipFill>
+                    <a:blip r:embed="rId16" cstate="none"/>
+                    <a:srcRect/>
+                    <a:stretch>
+                      <a:fillRect/>
+                    </a:stretch>
+                  </pic:blipFill>
+                  <pic:spPr bwMode="auto">
+                    <a:xfrm>
+                      <a:off x="0" y="0"/>
+                      <a:ext cx="1047750" cy="790575"/>
+                    </a:xfrm>
+                    <a:prstGeom prst="rect">
+                      <a:avLst/>
+                    </a:prstGeom>
+                  </pic:spPr>
+                </pic:pic>
+              </a:graphicData>
+            </a:graphic>
+          </wp:inline>
+        </w:drawing>
+      </w:r>
+    </w:p>
+    <w:p>
+      <w:pPr>
+        <w:keepNext/>
+        <w:spacing w:after="120"/>
+      </w:pPr>
+      <w:r>
+        <w:rPr>
+          <w:b/>
+          <w:bCs/>
+        </w:rPr>
         <w:t xml:space="preserve">Formula (Fórmula)</w:t>
       </w:r>
       <w:r>
@@ -1249,7 +1501,7 @@
           <w:b/>
           <w:bCs/>
         </w:rPr>
-        <w:t xml:space="preserve">6. onLevel — Spot the Common Mistake</w:t>
+        <w:t xml:space="preserve">6. Spot the Common Mistake</w:t>
       </w:r>
     </w:p>
     <w:p>
@@ -1338,7 +1590,7 @@
           <w:b/>
           <w:bCs/>
         </w:rPr>
-        <w:t xml:space="preserve">7. In the design lab you cut a triangle off the slanted left end of a parallelogram blueprint and slide it to the right end. What shape do you make, and why does it prove A = base x height?</w:t>
+        <w:t xml:space="preserve">7. Cut the slanted end off a parallelogram and slide it to the other side. What shape forms, and why does that show A = base × height?</w:t>
       </w:r>
     </w:p>
     <w:p>
@@ -1962,7 +2214,7 @@
           <w:b/>
           <w:bCs/>
         </w:rPr>
-        <w:t xml:space="preserve">6. onLevel — Spot the Common Mistake</w:t>
+        <w:t xml:space="preserve">6. Spot the Common Mistake</w:t>
       </w:r>
     </w:p>
     <w:p>
@@ -1979,6 +2231,14 @@
       </w:pPr>
       <w:r>
         <w:t xml:space="preserve">     Correct work: The height is 6 cm, not the slanted side of 10 cm. Substitute the perpendicular height: A = 9 × 6 = 54 sq cm. Only the straight-up height belongs in A = base × height.</w:t>
+      </w:r>
+    </w:p>
+    <w:p>
+      <w:pPr>
+        <w:spacing w:after="80" w:before="0"/>
+      </w:pPr>
+      <w:r>
+        <w:t xml:space="preserve">     Watch for: The substitution step uses 10 cm, which is the slanted side, instead of the 6 cm height listed in the first step. Only the perpendicular height belongs in A = base × height, so A = 9 × 6 = 54 sq cm.</w:t>
       </w:r>
     </w:p>
     <w:p>
